--- a/Course/1 Component 1 - Computer Systems/1.3 Exchanging Data/1.3.2 Databases/4 Homework (editable).docx
+++ b/Course/1 Component 1 - Computer Systems/1.3 Exchanging Data/1.3.2 Databases/4 Homework (editable).docx
@@ -7,62 +7,26 @@
         <w:pStyle w:val="Heading1"/>
       </w:pPr>
       <w:r>
+        <w:rPr>
+          <w:b w:val="0"/>
+          <w:i w:val="0"/>
+        </w:rPr>
         <w:t>Homework — 1.3.2 Databases</w:t>
       </w:r>
     </w:p>
     <w:p>
       <w:r>
-        <w:t xml:space="preserve">Name: </w:t>
-      </w:r>
-      <w:r>
         <w:rPr>
-          <w:b/>
+          <w:b w:val="0"/>
+          <w:i w:val="0"/>
         </w:rPr>
-        <w:t>_</w:t>
-      </w:r>
-      <w:r>
-        <w:rPr>
-          <w:b/>
-        </w:rPr>
-        <w:t>_</w:t>
-      </w:r>
-      <w:r>
-        <w:rPr>
-          <w:b/>
-        </w:rPr>
-        <w:t>_</w:t>
-      </w:r>
-      <w:r>
-        <w:rPr>
-          <w:b/>
-        </w:rPr>
-        <w:t>_</w:t>
-      </w:r>
-      <w:r>
-        <w:rPr>
-          <w:b/>
-        </w:rPr>
-        <w:t xml:space="preserve">   Date: </w:t>
-      </w:r>
-      <w:r>
-        <w:rPr>
-          <w:b/>
-        </w:rPr>
-        <w:t>_</w:t>
-      </w:r>
-      <w:r>
-        <w:rPr>
-          <w:b/>
-        </w:rPr>
-        <w:t xml:space="preserve">_   Mark: </w:t>
-      </w:r>
-      <w:r>
-        <w:t>____ / 20</w:t>
+        <w:t>Name: ______________________   Date: __________   Mark: ______ / 20</w:t>
       </w:r>
     </w:p>
     <w:p>
       <w:r>
         <w:rPr>
+          <w:b w:val="0"/>
           <w:i/>
         </w:rPr>
         <w:t>OCR H446 — set after the 1.3.2 lesson. Show your working.</w:t>
@@ -73,11 +37,19 @@
         <w:pStyle w:val="Heading2"/>
       </w:pPr>
       <w:r>
+        <w:rPr>
+          <w:b w:val="0"/>
+          <w:i w:val="0"/>
+        </w:rPr>
         <w:t>Part A — This week's topic (~14 marks)</w:t>
       </w:r>
     </w:p>
     <w:p>
       <w:r>
+        <w:rPr>
+          <w:b w:val="0"/>
+          <w:i w:val="0"/>
+        </w:rPr>
         <w:t>A sports club uses the following two tables. Underlined attributes are primary keys.</w:t>
       </w:r>
     </w:p>
@@ -85,6 +57,8 @@
       <w:r>
         <w:rPr>
           <w:rFonts w:ascii="Consolas" w:hAnsi="Consolas"/>
+          <w:b w:val="0"/>
+          <w:i w:val="0"/>
           <w:sz w:val="19"/>
         </w:rPr>
         <w:t>Member(MemberID, FirstName, Surname, MembershipType)</w:t>
@@ -94,6 +68,8 @@
       <w:r>
         <w:rPr>
           <w:rFonts w:ascii="Consolas" w:hAnsi="Consolas"/>
+          <w:b w:val="0"/>
+          <w:i w:val="0"/>
           <w:sz w:val="19"/>
         </w:rPr>
         <w:t>Booking(BookingID, MemberID, CourtNumber, BookingDate)</w:t>
@@ -103,32 +79,48 @@
       <w:r>
         <w:rPr>
           <w:b/>
+          <w:i w:val="0"/>
         </w:rPr>
         <w:t>1.</w:t>
       </w:r>
       <w:r>
+        <w:rPr>
+          <w:b w:val="0"/>
+          <w:i w:val="0"/>
+        </w:rPr>
         <w:t xml:space="preserve"> Identify the </w:t>
       </w:r>
       <w:r>
         <w:rPr>
           <w:b/>
+          <w:i w:val="0"/>
         </w:rPr>
         <w:t>foreign key</w:t>
       </w:r>
       <w:r>
+        <w:rPr>
+          <w:b w:val="0"/>
+          <w:i w:val="0"/>
+        </w:rPr>
         <w:t xml:space="preserve"> in this design and state which table and attribute it links to. </w:t>
       </w:r>
       <w:r>
         <w:rPr>
           <w:b/>
+          <w:i w:val="0"/>
         </w:rPr>
         <w:t>[2]</w:t>
       </w:r>
       <w:r>
+        <w:rPr>
+          <w:b w:val="0"/>
+          <w:i w:val="0"/>
+        </w:rPr>
         <w:t xml:space="preserve"> </w:t>
       </w:r>
       <w:r>
         <w:rPr>
+          <w:b w:val="0"/>
           <w:i/>
         </w:rPr>
         <w:t>(AO2)</w:t>
@@ -176,82 +168,128 @@
       <w:r>
         <w:rPr>
           <w:b/>
+          <w:i w:val="0"/>
         </w:rPr>
         <w:t>2.</w:t>
       </w:r>
       <w:r>
+        <w:rPr>
+          <w:b w:val="0"/>
+          <w:i w:val="0"/>
+        </w:rPr>
         <w:t xml:space="preserve"> Write an SQL query that returns the </w:t>
       </w:r>
       <w:r>
         <w:rPr>
           <w:rFonts w:ascii="Consolas" w:hAnsi="Consolas"/>
+          <w:b w:val="0"/>
+          <w:i w:val="0"/>
           <w:sz w:val="19"/>
         </w:rPr>
         <w:t>FirstName</w:t>
       </w:r>
       <w:r>
+        <w:rPr>
+          <w:b w:val="0"/>
+          <w:i w:val="0"/>
+        </w:rPr>
         <w:t xml:space="preserve"> and </w:t>
       </w:r>
       <w:r>
         <w:rPr>
           <w:rFonts w:ascii="Consolas" w:hAnsi="Consolas"/>
+          <w:b w:val="0"/>
+          <w:i w:val="0"/>
           <w:sz w:val="19"/>
         </w:rPr>
         <w:t>Surname</w:t>
       </w:r>
       <w:r>
+        <w:rPr>
+          <w:b w:val="0"/>
+          <w:i w:val="0"/>
+        </w:rPr>
         <w:t xml:space="preserve"> of every member whose </w:t>
       </w:r>
       <w:r>
         <w:rPr>
           <w:rFonts w:ascii="Consolas" w:hAnsi="Consolas"/>
+          <w:b w:val="0"/>
+          <w:i w:val="0"/>
           <w:sz w:val="19"/>
         </w:rPr>
         <w:t>MembershipType</w:t>
       </w:r>
       <w:r>
+        <w:rPr>
+          <w:b w:val="0"/>
+          <w:i w:val="0"/>
+        </w:rPr>
         <w:t xml:space="preserve"> is </w:t>
       </w:r>
       <w:r>
         <w:rPr>
           <w:rFonts w:ascii="Consolas" w:hAnsi="Consolas"/>
+          <w:b w:val="0"/>
+          <w:i w:val="0"/>
           <w:sz w:val="19"/>
         </w:rPr>
         <w:t>'Junior'</w:t>
       </w:r>
       <w:r>
+        <w:rPr>
+          <w:b w:val="0"/>
+          <w:i w:val="0"/>
+        </w:rPr>
         <w:t xml:space="preserve">, sorted by </w:t>
       </w:r>
       <w:r>
         <w:rPr>
           <w:rFonts w:ascii="Consolas" w:hAnsi="Consolas"/>
+          <w:b w:val="0"/>
+          <w:i w:val="0"/>
           <w:sz w:val="19"/>
         </w:rPr>
         <w:t>Surname</w:t>
       </w:r>
       <w:r>
+        <w:rPr>
+          <w:b w:val="0"/>
+          <w:i w:val="0"/>
+        </w:rPr>
         <w:t xml:space="preserve"> in </w:t>
       </w:r>
       <w:r>
         <w:rPr>
           <w:b/>
+          <w:i w:val="0"/>
         </w:rPr>
         <w:t>descending</w:t>
       </w:r>
       <w:r>
+        <w:rPr>
+          <w:b w:val="0"/>
+          <w:i w:val="0"/>
+        </w:rPr>
         <w:t xml:space="preserve"> order. </w:t>
       </w:r>
       <w:r>
         <w:rPr>
           <w:b/>
+          <w:i w:val="0"/>
         </w:rPr>
         <w:t>[3]</w:t>
       </w:r>
       <w:r>
+        <w:rPr>
+          <w:b w:val="0"/>
+          <w:i w:val="0"/>
+        </w:rPr>
         <w:t xml:space="preserve"> </w:t>
       </w:r>
       <w:r>
         <w:rPr>
+          <w:b w:val="0"/>
           <w:i/>
         </w:rPr>
         <w:t>(AO2)</w:t>
@@ -304,62 +342,96 @@
       <w:r>
         <w:rPr>
           <w:b/>
+          <w:i w:val="0"/>
         </w:rPr>
         <w:t>3.</w:t>
       </w:r>
       <w:r>
+        <w:rPr>
+          <w:b w:val="0"/>
+          <w:i w:val="0"/>
+        </w:rPr>
         <w:t xml:space="preserve"> Write an SQL statement that uses a </w:t>
       </w:r>
       <w:r>
         <w:rPr>
           <w:b/>
+          <w:i w:val="0"/>
         </w:rPr>
         <w:t>JOIN</w:t>
       </w:r>
       <w:r>
+        <w:rPr>
+          <w:b w:val="0"/>
+          <w:i w:val="0"/>
+        </w:rPr>
         <w:t xml:space="preserve"> to list each member's </w:t>
       </w:r>
       <w:r>
         <w:rPr>
           <w:rFonts w:ascii="Consolas" w:hAnsi="Consolas"/>
+          <w:b w:val="0"/>
+          <w:i w:val="0"/>
           <w:sz w:val="19"/>
         </w:rPr>
         <w:t>Surname</w:t>
       </w:r>
       <w:r>
+        <w:rPr>
+          <w:b w:val="0"/>
+          <w:i w:val="0"/>
+        </w:rPr>
         <w:t xml:space="preserve"> together with the </w:t>
       </w:r>
       <w:r>
         <w:rPr>
           <w:rFonts w:ascii="Consolas" w:hAnsi="Consolas"/>
+          <w:b w:val="0"/>
+          <w:i w:val="0"/>
           <w:sz w:val="19"/>
         </w:rPr>
         <w:t>CourtNumber</w:t>
       </w:r>
       <w:r>
+        <w:rPr>
+          <w:b w:val="0"/>
+          <w:i w:val="0"/>
+        </w:rPr>
         <w:t xml:space="preserve"> and </w:t>
       </w:r>
       <w:r>
         <w:rPr>
           <w:rFonts w:ascii="Consolas" w:hAnsi="Consolas"/>
+          <w:b w:val="0"/>
+          <w:i w:val="0"/>
           <w:sz w:val="19"/>
         </w:rPr>
         <w:t>BookingDate</w:t>
       </w:r>
       <w:r>
+        <w:rPr>
+          <w:b w:val="0"/>
+          <w:i w:val="0"/>
+        </w:rPr>
         <w:t xml:space="preserve"> of every booking they have made. </w:t>
       </w:r>
       <w:r>
         <w:rPr>
           <w:b/>
+          <w:i w:val="0"/>
         </w:rPr>
         <w:t>[3]</w:t>
       </w:r>
       <w:r>
+        <w:rPr>
+          <w:b w:val="0"/>
+          <w:i w:val="0"/>
+        </w:rPr>
         <w:t xml:space="preserve"> </w:t>
       </w:r>
       <w:r>
         <w:rPr>
+          <w:b w:val="0"/>
           <w:i/>
         </w:rPr>
         <w:t>(AO2)</w:t>
@@ -412,10 +484,15 @@
       <w:r>
         <w:rPr>
           <w:b/>
+          <w:i w:val="0"/>
         </w:rPr>
         <w:t>4.</w:t>
       </w:r>
       <w:r>
+        <w:rPr>
+          <w:b w:val="0"/>
+          <w:i w:val="0"/>
+        </w:rPr>
         <w:t xml:space="preserve"> Consider the unnormalised data below, where one order can contain several products:</w:t>
       </w:r>
     </w:p>
@@ -423,6 +500,8 @@
       <w:r>
         <w:rPr>
           <w:rFonts w:ascii="Consolas" w:hAnsi="Consolas"/>
+          <w:b w:val="0"/>
+          <w:i w:val="0"/>
           <w:sz w:val="19"/>
         </w:rPr>
         <w:t>Order(OrderID, CustomerName, CustomerAddress, ProductID, ProductName, Quantity)</w:t>
@@ -430,28 +509,43 @@
     </w:p>
     <w:p>
       <w:r>
+        <w:rPr>
+          <w:b w:val="0"/>
+          <w:i w:val="0"/>
+        </w:rPr>
         <w:t xml:space="preserve">(a) Explain why this table is </w:t>
       </w:r>
       <w:r>
         <w:rPr>
           <w:b/>
+          <w:i w:val="0"/>
         </w:rPr>
         <w:t>not</w:t>
       </w:r>
       <w:r>
+        <w:rPr>
+          <w:b w:val="0"/>
+          <w:i w:val="0"/>
+        </w:rPr>
         <w:t xml:space="preserve"> in First Normal Form (1NF) as a single record per order, and state what 1NF requires. </w:t>
       </w:r>
       <w:r>
         <w:rPr>
           <w:b/>
+          <w:i w:val="0"/>
         </w:rPr>
         <w:t>[2]</w:t>
       </w:r>
       <w:r>
+        <w:rPr>
+          <w:b w:val="0"/>
+          <w:i w:val="0"/>
+        </w:rPr>
         <w:t xml:space="preserve"> </w:t>
       </w:r>
       <w:r>
         <w:rPr>
+          <w:b w:val="0"/>
           <w:i/>
         </w:rPr>
         <w:t>(AO1/AO2)</w:t>
@@ -497,39 +591,61 @@
     </w:p>
     <w:p>
       <w:r>
+        <w:rPr>
+          <w:b w:val="0"/>
+          <w:i w:val="0"/>
+        </w:rPr>
         <w:t xml:space="preserve">(b) </w:t>
       </w:r>
       <w:r>
         <w:rPr>
           <w:rFonts w:ascii="Consolas" w:hAnsi="Consolas"/>
+          <w:b w:val="0"/>
+          <w:i w:val="0"/>
           <w:sz w:val="19"/>
         </w:rPr>
         <w:t>ProductName</w:t>
       </w:r>
       <w:r>
+        <w:rPr>
+          <w:b w:val="0"/>
+          <w:i w:val="0"/>
+        </w:rPr>
         <w:t xml:space="preserve"> depends on </w:t>
       </w:r>
       <w:r>
         <w:rPr>
           <w:rFonts w:ascii="Consolas" w:hAnsi="Consolas"/>
+          <w:b w:val="0"/>
+          <w:i w:val="0"/>
           <w:sz w:val="19"/>
         </w:rPr>
         <w:t>ProductID</w:t>
       </w:r>
       <w:r>
+        <w:rPr>
+          <w:b w:val="0"/>
+          <w:i w:val="0"/>
+        </w:rPr>
         <w:t xml:space="preserve">, which is not the whole key of the order-line. Name the type of dependency this is and state which normal form removes it. </w:t>
       </w:r>
       <w:r>
         <w:rPr>
           <w:b/>
+          <w:i w:val="0"/>
         </w:rPr>
         <w:t>[2]</w:t>
       </w:r>
       <w:r>
+        <w:rPr>
+          <w:b w:val="0"/>
+          <w:i w:val="0"/>
+        </w:rPr>
         <w:t xml:space="preserve"> </w:t>
       </w:r>
       <w:r>
         <w:rPr>
+          <w:b w:val="0"/>
           <w:i/>
         </w:rPr>
         <w:t>(AO1)</w:t>
@@ -577,32 +693,48 @@
       <w:r>
         <w:rPr>
           <w:b/>
+          <w:i w:val="0"/>
         </w:rPr>
         <w:t>5.</w:t>
       </w:r>
       <w:r>
+        <w:rPr>
+          <w:b w:val="0"/>
+          <w:i w:val="0"/>
+        </w:rPr>
         <w:t xml:space="preserve"> Explain the </w:t>
       </w:r>
       <w:r>
         <w:rPr>
           <w:b/>
+          <w:i w:val="0"/>
         </w:rPr>
         <w:t>Durability</w:t>
       </w:r>
       <w:r>
+        <w:rPr>
+          <w:b w:val="0"/>
+          <w:i w:val="0"/>
+        </w:rPr>
         <w:t xml:space="preserve"> property of a database transaction. </w:t>
       </w:r>
       <w:r>
         <w:rPr>
           <w:b/>
+          <w:i w:val="0"/>
         </w:rPr>
         <w:t>[2]</w:t>
       </w:r>
       <w:r>
+        <w:rPr>
+          <w:b w:val="0"/>
+          <w:i w:val="0"/>
+        </w:rPr>
         <w:t xml:space="preserve"> </w:t>
       </w:r>
       <w:r>
         <w:rPr>
+          <w:b w:val="0"/>
           <w:i/>
         </w:rPr>
         <w:t>(AO1)</w:t>
@@ -651,6 +783,10 @@
         <w:pStyle w:val="Heading2"/>
       </w:pPr>
       <w:r>
+        <w:rPr>
+          <w:b w:val="0"/>
+          <w:i w:val="0"/>
+        </w:rPr>
         <w:t>Part B — Retrieval: keep it fresh (~6 marks)</w:t>
       </w:r>
     </w:p>
@@ -658,59 +794,90 @@
       <w:r>
         <w:rPr>
           <w:b/>
+          <w:i w:val="0"/>
         </w:rPr>
         <w:t>6.</w:t>
       </w:r>
       <w:r>
+        <w:rPr>
+          <w:b w:val="0"/>
+          <w:i w:val="0"/>
+        </w:rPr>
         <w:t xml:space="preserve"> </w:t>
       </w:r>
       <w:r>
         <w:rPr>
+          <w:b w:val="0"/>
           <w:i/>
         </w:rPr>
         <w:t>(1.3.1)</w:t>
       </w:r>
       <w:r>
+        <w:rPr>
+          <w:b w:val="0"/>
+          <w:i w:val="0"/>
+        </w:rPr>
         <w:t xml:space="preserve"> A digital photograph is to be uploaded to a website. State whether </w:t>
       </w:r>
       <w:r>
         <w:rPr>
           <w:b/>
+          <w:i w:val="0"/>
         </w:rPr>
         <w:t>lossy</w:t>
       </w:r>
       <w:r>
+        <w:rPr>
+          <w:b w:val="0"/>
+          <w:i w:val="0"/>
+        </w:rPr>
         <w:t xml:space="preserve"> or </w:t>
       </w:r>
       <w:r>
         <w:rPr>
           <w:b/>
+          <w:i w:val="0"/>
         </w:rPr>
         <w:t>lossless</w:t>
       </w:r>
       <w:r>
+        <w:rPr>
+          <w:b w:val="0"/>
+          <w:i w:val="0"/>
+        </w:rPr>
         <w:t xml:space="preserve"> compression is the more suitable choice and give </w:t>
       </w:r>
       <w:r>
         <w:rPr>
           <w:b/>
+          <w:i w:val="0"/>
         </w:rPr>
         <w:t>one</w:t>
       </w:r>
       <w:r>
+        <w:rPr>
+          <w:b w:val="0"/>
+          <w:i w:val="0"/>
+        </w:rPr>
         <w:t xml:space="preserve"> reason. </w:t>
       </w:r>
       <w:r>
         <w:rPr>
           <w:b/>
+          <w:i w:val="0"/>
         </w:rPr>
         <w:t>[2]</w:t>
       </w:r>
       <w:r>
+        <w:rPr>
+          <w:b w:val="0"/>
+          <w:i w:val="0"/>
+        </w:rPr>
         <w:t xml:space="preserve"> </w:t>
       </w:r>
       <w:r>
         <w:rPr>
+          <w:b w:val="0"/>
           <w:i/>
         </w:rPr>
         <w:t>(AO1/AO2)</w:t>
@@ -758,50 +925,76 @@
       <w:r>
         <w:rPr>
           <w:b/>
+          <w:i w:val="0"/>
         </w:rPr>
         <w:t>7.</w:t>
       </w:r>
       <w:r>
+        <w:rPr>
+          <w:b w:val="0"/>
+          <w:i w:val="0"/>
+        </w:rPr>
         <w:t xml:space="preserve"> </w:t>
       </w:r>
       <w:r>
         <w:rPr>
+          <w:b w:val="0"/>
           <w:i/>
         </w:rPr>
         <w:t>(1.2.3)</w:t>
       </w:r>
       <w:r>
+        <w:rPr>
+          <w:b w:val="0"/>
+          <w:i w:val="0"/>
+        </w:rPr>
         <w:t xml:space="preserve"> State what is meant by the </w:t>
       </w:r>
       <w:r>
         <w:rPr>
           <w:b/>
+          <w:i w:val="0"/>
         </w:rPr>
         <w:t>Waterfall</w:t>
       </w:r>
       <w:r>
+        <w:rPr>
+          <w:b w:val="0"/>
+          <w:i w:val="0"/>
+        </w:rPr>
         <w:t xml:space="preserve"> model of software development and give </w:t>
       </w:r>
       <w:r>
         <w:rPr>
           <w:b/>
+          <w:i w:val="0"/>
         </w:rPr>
         <w:t>one</w:t>
       </w:r>
       <w:r>
+        <w:rPr>
+          <w:b w:val="0"/>
+          <w:i w:val="0"/>
+        </w:rPr>
         <w:t xml:space="preserve"> drawback of it. </w:t>
       </w:r>
       <w:r>
         <w:rPr>
           <w:b/>
+          <w:i w:val="0"/>
         </w:rPr>
         <w:t>[2]</w:t>
       </w:r>
       <w:r>
+        <w:rPr>
+          <w:b w:val="0"/>
+          <w:i w:val="0"/>
+        </w:rPr>
         <w:t xml:space="preserve"> </w:t>
       </w:r>
       <w:r>
         <w:rPr>
+          <w:b w:val="0"/>
           <w:i/>
         </w:rPr>
         <w:t>(AO1)</w:t>
@@ -849,41 +1042,62 @@
       <w:r>
         <w:rPr>
           <w:b/>
+          <w:i w:val="0"/>
         </w:rPr>
         <w:t>8.</w:t>
       </w:r>
       <w:r>
+        <w:rPr>
+          <w:b w:val="0"/>
+          <w:i w:val="0"/>
+        </w:rPr>
         <w:t xml:space="preserve"> </w:t>
       </w:r>
       <w:r>
         <w:rPr>
+          <w:b w:val="0"/>
           <w:i/>
         </w:rPr>
         <w:t>(1.1.3)</w:t>
       </w:r>
       <w:r>
+        <w:rPr>
+          <w:b w:val="0"/>
+          <w:i w:val="0"/>
+        </w:rPr>
         <w:t xml:space="preserve"> Explain </w:t>
       </w:r>
       <w:r>
         <w:rPr>
           <w:b/>
+          <w:i w:val="0"/>
         </w:rPr>
         <w:t>one</w:t>
       </w:r>
       <w:r>
+        <w:rPr>
+          <w:b w:val="0"/>
+          <w:i w:val="0"/>
+        </w:rPr>
         <w:t xml:space="preserve"> reason why an SSD might be chosen over a magnetic hard disk drive in a laptop. </w:t>
       </w:r>
       <w:r>
         <w:rPr>
           <w:b/>
+          <w:i w:val="0"/>
         </w:rPr>
         <w:t>[2]</w:t>
       </w:r>
       <w:r>
+        <w:rPr>
+          <w:b w:val="0"/>
+          <w:i w:val="0"/>
+        </w:rPr>
         <w:t xml:space="preserve"> </w:t>
       </w:r>
       <w:r>
         <w:rPr>
+          <w:b w:val="0"/>
           <w:i/>
         </w:rPr>
         <w:t>(AO1)</w:t>

--- a/Course/1 Component 1 - Computer Systems/1.3 Exchanging Data/1.3.2 Databases/4 Homework (editable).docx
+++ b/Course/1 Component 1 - Computer Systems/1.3 Exchanging Data/1.3.2 Databases/4 Homework (editable).docx
@@ -126,30 +126,32 @@
         <w:t>(AO2)</w:t>
       </w:r>
     </w:p>
-    <w:p>
-      <w:pPr>
-        <w:spacing w:before="260"/>
-        <w:pBdr>
-          <w:bottom w:val="single" w:sz="4" w:space="1" w:color="AAB4C0"/>
-        </w:pBdr>
-      </w:pPr>
-    </w:p>
-    <w:p>
-      <w:pPr>
-        <w:spacing w:before="260"/>
-        <w:pBdr>
-          <w:bottom w:val="single" w:sz="4" w:space="1" w:color="AAB4C0"/>
-        </w:pBdr>
-      </w:pPr>
-    </w:p>
-    <w:p>
-      <w:pPr>
-        <w:spacing w:before="260"/>
-        <w:pBdr>
-          <w:bottom w:val="single" w:sz="4" w:space="1" w:color="AAB4C0"/>
-        </w:pBdr>
-      </w:pPr>
-    </w:p>
+    <w:tbl>
+      <w:tblPr>
+        <w:tblStyle w:val="TableGrid"/>
+        <w:tblW w:type="auto" w:w="0"/>
+        <w:tblLook w:firstColumn="1" w:firstRow="1" w:lastColumn="0" w:lastRow="0" w:noHBand="0" w:noVBand="1" w:val="04A0"/>
+      </w:tblPr>
+      <w:tblGrid>
+        <w:gridCol w:w="8640"/>
+      </w:tblGrid>
+      <w:tr>
+        <w:trPr>
+          <w:trHeight w:val="1020" w:hRule="atLeast"/>
+        </w:trPr>
+        <w:tc>
+          <w:tcPr>
+            <w:tcW w:type="dxa" w:w="8640"/>
+          </w:tcPr>
+          <w:p>
+            <w:pPr>
+              <w:spacing w:before="40"/>
+            </w:pPr>
+          </w:p>
+        </w:tc>
+      </w:tr>
+    </w:tbl>
+    <w:p/>
     <w:p>
       <w:pPr>
         <w:pBdr>
@@ -295,38 +297,32 @@
         <w:t>(AO2)</w:t>
       </w:r>
     </w:p>
-    <w:p>
-      <w:pPr>
-        <w:spacing w:before="260"/>
-        <w:pBdr>
-          <w:bottom w:val="single" w:sz="4" w:space="1" w:color="AAB4C0"/>
-        </w:pBdr>
-      </w:pPr>
-    </w:p>
-    <w:p>
-      <w:pPr>
-        <w:spacing w:before="260"/>
-        <w:pBdr>
-          <w:bottom w:val="single" w:sz="4" w:space="1" w:color="AAB4C0"/>
-        </w:pBdr>
-      </w:pPr>
-    </w:p>
-    <w:p>
-      <w:pPr>
-        <w:spacing w:before="260"/>
-        <w:pBdr>
-          <w:bottom w:val="single" w:sz="4" w:space="1" w:color="AAB4C0"/>
-        </w:pBdr>
-      </w:pPr>
-    </w:p>
-    <w:p>
-      <w:pPr>
-        <w:spacing w:before="260"/>
-        <w:pBdr>
-          <w:bottom w:val="single" w:sz="4" w:space="1" w:color="AAB4C0"/>
-        </w:pBdr>
-      </w:pPr>
-    </w:p>
+    <w:tbl>
+      <w:tblPr>
+        <w:tblStyle w:val="TableGrid"/>
+        <w:tblW w:type="auto" w:w="0"/>
+        <w:tblLook w:firstColumn="1" w:firstRow="1" w:lastColumn="0" w:lastRow="0" w:noHBand="0" w:noVBand="1" w:val="04A0"/>
+      </w:tblPr>
+      <w:tblGrid>
+        <w:gridCol w:w="8640"/>
+      </w:tblGrid>
+      <w:tr>
+        <w:trPr>
+          <w:trHeight w:val="1360" w:hRule="atLeast"/>
+        </w:trPr>
+        <w:tc>
+          <w:tcPr>
+            <w:tcW w:type="dxa" w:w="8640"/>
+          </w:tcPr>
+          <w:p>
+            <w:pPr>
+              <w:spacing w:before="40"/>
+            </w:pPr>
+          </w:p>
+        </w:tc>
+      </w:tr>
+    </w:tbl>
+    <w:p/>
     <w:p>
       <w:pPr>
         <w:shd w:fill="F2F2F2"/>
@@ -437,38 +433,32 @@
         <w:t>(AO2)</w:t>
       </w:r>
     </w:p>
-    <w:p>
-      <w:pPr>
-        <w:spacing w:before="260"/>
-        <w:pBdr>
-          <w:bottom w:val="single" w:sz="4" w:space="1" w:color="AAB4C0"/>
-        </w:pBdr>
-      </w:pPr>
-    </w:p>
-    <w:p>
-      <w:pPr>
-        <w:spacing w:before="260"/>
-        <w:pBdr>
-          <w:bottom w:val="single" w:sz="4" w:space="1" w:color="AAB4C0"/>
-        </w:pBdr>
-      </w:pPr>
-    </w:p>
-    <w:p>
-      <w:pPr>
-        <w:spacing w:before="260"/>
-        <w:pBdr>
-          <w:bottom w:val="single" w:sz="4" w:space="1" w:color="AAB4C0"/>
-        </w:pBdr>
-      </w:pPr>
-    </w:p>
-    <w:p>
-      <w:pPr>
-        <w:spacing w:before="260"/>
-        <w:pBdr>
-          <w:bottom w:val="single" w:sz="4" w:space="1" w:color="AAB4C0"/>
-        </w:pBdr>
-      </w:pPr>
-    </w:p>
+    <w:tbl>
+      <w:tblPr>
+        <w:tblStyle w:val="TableGrid"/>
+        <w:tblW w:type="auto" w:w="0"/>
+        <w:tblLook w:firstColumn="1" w:firstRow="1" w:lastColumn="0" w:lastRow="0" w:noHBand="0" w:noVBand="1" w:val="04A0"/>
+      </w:tblPr>
+      <w:tblGrid>
+        <w:gridCol w:w="8640"/>
+      </w:tblGrid>
+      <w:tr>
+        <w:trPr>
+          <w:trHeight w:val="1360" w:hRule="atLeast"/>
+        </w:trPr>
+        <w:tc>
+          <w:tcPr>
+            <w:tcW w:type="dxa" w:w="8640"/>
+          </w:tcPr>
+          <w:p>
+            <w:pPr>
+              <w:spacing w:before="40"/>
+            </w:pPr>
+          </w:p>
+        </w:tc>
+      </w:tr>
+    </w:tbl>
+    <w:p/>
     <w:p>
       <w:pPr>
         <w:shd w:fill="F2F2F2"/>
@@ -551,30 +541,32 @@
         <w:t>(AO1/AO2)</w:t>
       </w:r>
     </w:p>
-    <w:p>
-      <w:pPr>
-        <w:spacing w:before="260"/>
-        <w:pBdr>
-          <w:bottom w:val="single" w:sz="4" w:space="1" w:color="AAB4C0"/>
-        </w:pBdr>
-      </w:pPr>
-    </w:p>
-    <w:p>
-      <w:pPr>
-        <w:spacing w:before="260"/>
-        <w:pBdr>
-          <w:bottom w:val="single" w:sz="4" w:space="1" w:color="AAB4C0"/>
-        </w:pBdr>
-      </w:pPr>
-    </w:p>
-    <w:p>
-      <w:pPr>
-        <w:spacing w:before="260"/>
-        <w:pBdr>
-          <w:bottom w:val="single" w:sz="4" w:space="1" w:color="AAB4C0"/>
-        </w:pBdr>
-      </w:pPr>
-    </w:p>
+    <w:tbl>
+      <w:tblPr>
+        <w:tblStyle w:val="TableGrid"/>
+        <w:tblW w:type="auto" w:w="0"/>
+        <w:tblLook w:firstColumn="1" w:firstRow="1" w:lastColumn="0" w:lastRow="0" w:noHBand="0" w:noVBand="1" w:val="04A0"/>
+      </w:tblPr>
+      <w:tblGrid>
+        <w:gridCol w:w="8640"/>
+      </w:tblGrid>
+      <w:tr>
+        <w:trPr>
+          <w:trHeight w:val="1020" w:hRule="atLeast"/>
+        </w:trPr>
+        <w:tc>
+          <w:tcPr>
+            <w:tcW w:type="dxa" w:w="8640"/>
+          </w:tcPr>
+          <w:p>
+            <w:pPr>
+              <w:spacing w:before="40"/>
+            </w:pPr>
+          </w:p>
+        </w:tc>
+      </w:tr>
+    </w:tbl>
+    <w:p/>
     <w:p>
       <w:pPr>
         <w:pBdr>
@@ -651,30 +643,32 @@
         <w:t>(AO1)</w:t>
       </w:r>
     </w:p>
-    <w:p>
-      <w:pPr>
-        <w:spacing w:before="260"/>
-        <w:pBdr>
-          <w:bottom w:val="single" w:sz="4" w:space="1" w:color="AAB4C0"/>
-        </w:pBdr>
-      </w:pPr>
-    </w:p>
-    <w:p>
-      <w:pPr>
-        <w:spacing w:before="260"/>
-        <w:pBdr>
-          <w:bottom w:val="single" w:sz="4" w:space="1" w:color="AAB4C0"/>
-        </w:pBdr>
-      </w:pPr>
-    </w:p>
-    <w:p>
-      <w:pPr>
-        <w:spacing w:before="260"/>
-        <w:pBdr>
-          <w:bottom w:val="single" w:sz="4" w:space="1" w:color="AAB4C0"/>
-        </w:pBdr>
-      </w:pPr>
-    </w:p>
+    <w:tbl>
+      <w:tblPr>
+        <w:tblStyle w:val="TableGrid"/>
+        <w:tblW w:type="auto" w:w="0"/>
+        <w:tblLook w:firstColumn="1" w:firstRow="1" w:lastColumn="0" w:lastRow="0" w:noHBand="0" w:noVBand="1" w:val="04A0"/>
+      </w:tblPr>
+      <w:tblGrid>
+        <w:gridCol w:w="8640"/>
+      </w:tblGrid>
+      <w:tr>
+        <w:trPr>
+          <w:trHeight w:val="1020" w:hRule="atLeast"/>
+        </w:trPr>
+        <w:tc>
+          <w:tcPr>
+            <w:tcW w:type="dxa" w:w="8640"/>
+          </w:tcPr>
+          <w:p>
+            <w:pPr>
+              <w:spacing w:before="40"/>
+            </w:pPr>
+          </w:p>
+        </w:tc>
+      </w:tr>
+    </w:tbl>
+    <w:p/>
     <w:p>
       <w:pPr>
         <w:pBdr>
@@ -740,30 +734,32 @@
         <w:t>(AO1)</w:t>
       </w:r>
     </w:p>
-    <w:p>
-      <w:pPr>
-        <w:spacing w:before="260"/>
-        <w:pBdr>
-          <w:bottom w:val="single" w:sz="4" w:space="1" w:color="AAB4C0"/>
-        </w:pBdr>
-      </w:pPr>
-    </w:p>
-    <w:p>
-      <w:pPr>
-        <w:spacing w:before="260"/>
-        <w:pBdr>
-          <w:bottom w:val="single" w:sz="4" w:space="1" w:color="AAB4C0"/>
-        </w:pBdr>
-      </w:pPr>
-    </w:p>
-    <w:p>
-      <w:pPr>
-        <w:spacing w:before="260"/>
-        <w:pBdr>
-          <w:bottom w:val="single" w:sz="4" w:space="1" w:color="AAB4C0"/>
-        </w:pBdr>
-      </w:pPr>
-    </w:p>
+    <w:tbl>
+      <w:tblPr>
+        <w:tblStyle w:val="TableGrid"/>
+        <w:tblW w:type="auto" w:w="0"/>
+        <w:tblLook w:firstColumn="1" w:firstRow="1" w:lastColumn="0" w:lastRow="0" w:noHBand="0" w:noVBand="1" w:val="04A0"/>
+      </w:tblPr>
+      <w:tblGrid>
+        <w:gridCol w:w="8640"/>
+      </w:tblGrid>
+      <w:tr>
+        <w:trPr>
+          <w:trHeight w:val="1020" w:hRule="atLeast"/>
+        </w:trPr>
+        <w:tc>
+          <w:tcPr>
+            <w:tcW w:type="dxa" w:w="8640"/>
+          </w:tcPr>
+          <w:p>
+            <w:pPr>
+              <w:spacing w:before="40"/>
+            </w:pPr>
+          </w:p>
+        </w:tc>
+      </w:tr>
+    </w:tbl>
+    <w:p/>
     <w:p>
       <w:pPr>
         <w:pBdr>
@@ -883,30 +879,32 @@
         <w:t>(AO1/AO2)</w:t>
       </w:r>
     </w:p>
-    <w:p>
-      <w:pPr>
-        <w:spacing w:before="260"/>
-        <w:pBdr>
-          <w:bottom w:val="single" w:sz="4" w:space="1" w:color="AAB4C0"/>
-        </w:pBdr>
-      </w:pPr>
-    </w:p>
-    <w:p>
-      <w:pPr>
-        <w:spacing w:before="260"/>
-        <w:pBdr>
-          <w:bottom w:val="single" w:sz="4" w:space="1" w:color="AAB4C0"/>
-        </w:pBdr>
-      </w:pPr>
-    </w:p>
-    <w:p>
-      <w:pPr>
-        <w:spacing w:before="260"/>
-        <w:pBdr>
-          <w:bottom w:val="single" w:sz="4" w:space="1" w:color="AAB4C0"/>
-        </w:pBdr>
-      </w:pPr>
-    </w:p>
+    <w:tbl>
+      <w:tblPr>
+        <w:tblStyle w:val="TableGrid"/>
+        <w:tblW w:type="auto" w:w="0"/>
+        <w:tblLook w:firstColumn="1" w:firstRow="1" w:lastColumn="0" w:lastRow="0" w:noHBand="0" w:noVBand="1" w:val="04A0"/>
+      </w:tblPr>
+      <w:tblGrid>
+        <w:gridCol w:w="8640"/>
+      </w:tblGrid>
+      <w:tr>
+        <w:trPr>
+          <w:trHeight w:val="1020" w:hRule="atLeast"/>
+        </w:trPr>
+        <w:tc>
+          <w:tcPr>
+            <w:tcW w:type="dxa" w:w="8640"/>
+          </w:tcPr>
+          <w:p>
+            <w:pPr>
+              <w:spacing w:before="40"/>
+            </w:pPr>
+          </w:p>
+        </w:tc>
+      </w:tr>
+    </w:tbl>
+    <w:p/>
     <w:p>
       <w:pPr>
         <w:pBdr>
@@ -1000,30 +998,32 @@
         <w:t>(AO1)</w:t>
       </w:r>
     </w:p>
-    <w:p>
-      <w:pPr>
-        <w:spacing w:before="260"/>
-        <w:pBdr>
-          <w:bottom w:val="single" w:sz="4" w:space="1" w:color="AAB4C0"/>
-        </w:pBdr>
-      </w:pPr>
-    </w:p>
-    <w:p>
-      <w:pPr>
-        <w:spacing w:before="260"/>
-        <w:pBdr>
-          <w:bottom w:val="single" w:sz="4" w:space="1" w:color="AAB4C0"/>
-        </w:pBdr>
-      </w:pPr>
-    </w:p>
-    <w:p>
-      <w:pPr>
-        <w:spacing w:before="260"/>
-        <w:pBdr>
-          <w:bottom w:val="single" w:sz="4" w:space="1" w:color="AAB4C0"/>
-        </w:pBdr>
-      </w:pPr>
-    </w:p>
+    <w:tbl>
+      <w:tblPr>
+        <w:tblStyle w:val="TableGrid"/>
+        <w:tblW w:type="auto" w:w="0"/>
+        <w:tblLook w:firstColumn="1" w:firstRow="1" w:lastColumn="0" w:lastRow="0" w:noHBand="0" w:noVBand="1" w:val="04A0"/>
+      </w:tblPr>
+      <w:tblGrid>
+        <w:gridCol w:w="8640"/>
+      </w:tblGrid>
+      <w:tr>
+        <w:trPr>
+          <w:trHeight w:val="1020" w:hRule="atLeast"/>
+        </w:trPr>
+        <w:tc>
+          <w:tcPr>
+            <w:tcW w:type="dxa" w:w="8640"/>
+          </w:tcPr>
+          <w:p>
+            <w:pPr>
+              <w:spacing w:before="40"/>
+            </w:pPr>
+          </w:p>
+        </w:tc>
+      </w:tr>
+    </w:tbl>
+    <w:p/>
     <w:p>
       <w:pPr>
         <w:pBdr>
@@ -1103,30 +1103,32 @@
         <w:t>(AO1)</w:t>
       </w:r>
     </w:p>
-    <w:p>
-      <w:pPr>
-        <w:spacing w:before="260"/>
-        <w:pBdr>
-          <w:bottom w:val="single" w:sz="4" w:space="1" w:color="AAB4C0"/>
-        </w:pBdr>
-      </w:pPr>
-    </w:p>
-    <w:p>
-      <w:pPr>
-        <w:spacing w:before="260"/>
-        <w:pBdr>
-          <w:bottom w:val="single" w:sz="4" w:space="1" w:color="AAB4C0"/>
-        </w:pBdr>
-      </w:pPr>
-    </w:p>
-    <w:p>
-      <w:pPr>
-        <w:spacing w:before="260"/>
-        <w:pBdr>
-          <w:bottom w:val="single" w:sz="4" w:space="1" w:color="AAB4C0"/>
-        </w:pBdr>
-      </w:pPr>
-    </w:p>
+    <w:tbl>
+      <w:tblPr>
+        <w:tblStyle w:val="TableGrid"/>
+        <w:tblW w:type="auto" w:w="0"/>
+        <w:tblLook w:firstColumn="1" w:firstRow="1" w:lastColumn="0" w:lastRow="0" w:noHBand="0" w:noVBand="1" w:val="04A0"/>
+      </w:tblPr>
+      <w:tblGrid>
+        <w:gridCol w:w="8640"/>
+      </w:tblGrid>
+      <w:tr>
+        <w:trPr>
+          <w:trHeight w:val="1020" w:hRule="atLeast"/>
+        </w:trPr>
+        <w:tc>
+          <w:tcPr>
+            <w:tcW w:type="dxa" w:w="8640"/>
+          </w:tcPr>
+          <w:p>
+            <w:pPr>
+              <w:spacing w:before="40"/>
+            </w:pPr>
+          </w:p>
+        </w:tc>
+      </w:tr>
+    </w:tbl>
+    <w:p/>
     <w:p>
       <w:pPr>
         <w:pBdr>

--- a/Course/1 Component 1 - Computer Systems/1.3 Exchanging Data/1.3.2 Databases/4 Homework (editable).docx
+++ b/Course/1 Component 1 - Computer Systems/1.3 Exchanging Data/1.3.2 Databases/4 Homework (editable).docx
@@ -50,7 +50,7 @@
           <w:b w:val="0"/>
           <w:i w:val="0"/>
         </w:rPr>
-        <w:t>A sports club uses the following two tables. Underlined attributes are primary keys.</w:t>
+        <w:t>A sports club uses the following two tables. Primary keys are shown in bold.</w:t>
       </w:r>
     </w:p>
     <w:p>
@@ -61,7 +61,25 @@
           <w:i w:val="0"/>
           <w:sz w:val="19"/>
         </w:rPr>
-        <w:t>Member(MemberID, FirstName, Surname, MembershipType)</w:t>
+        <w:t>Member(</w:t>
+      </w:r>
+      <w:r>
+        <w:rPr>
+          <w:rFonts w:ascii="Consolas" w:hAnsi="Consolas"/>
+          <w:b/>
+          <w:i w:val="0"/>
+          <w:sz w:val="19"/>
+        </w:rPr>
+        <w:t>MemberID</w:t>
+      </w:r>
+      <w:r>
+        <w:rPr>
+          <w:rFonts w:ascii="Consolas" w:hAnsi="Consolas"/>
+          <w:b w:val="0"/>
+          <w:i w:val="0"/>
+          <w:sz w:val="19"/>
+        </w:rPr>
+        <w:t>, FirstName, Surname, MembershipType)</w:t>
       </w:r>
     </w:p>
     <w:p>
@@ -72,7 +90,25 @@
           <w:i w:val="0"/>
           <w:sz w:val="19"/>
         </w:rPr>
-        <w:t>Booking(BookingID, MemberID, CourtNumber, BookingDate)</w:t>
+        <w:t>Booking(</w:t>
+      </w:r>
+      <w:r>
+        <w:rPr>
+          <w:rFonts w:ascii="Consolas" w:hAnsi="Consolas"/>
+          <w:b/>
+          <w:i w:val="0"/>
+          <w:sz w:val="19"/>
+        </w:rPr>
+        <w:t>BookingID</w:t>
+      </w:r>
+      <w:r>
+        <w:rPr>
+          <w:rFonts w:ascii="Consolas" w:hAnsi="Consolas"/>
+          <w:b w:val="0"/>
+          <w:i w:val="0"/>
+          <w:sz w:val="19"/>
+        </w:rPr>
+        <w:t>, MemberID, CourtNumber, BookingDate)</w:t>
       </w:r>
     </w:p>
     <w:p>
@@ -483,7 +519,7 @@
           <w:b w:val="0"/>
           <w:i w:val="0"/>
         </w:rPr>
-        <w:t xml:space="preserve"> Consider the unnormalised data below, where one order can contain several products:</w:t>
+        <w:t xml:space="preserve"> A mail-order company records each order as a single record, where one order can contain several products:</w:t>
       </w:r>
     </w:p>
     <w:p>
@@ -517,7 +553,7 @@
           <w:b w:val="0"/>
           <w:i w:val="0"/>
         </w:rPr>
-        <w:t xml:space="preserve"> in First Normal Form (1NF) as a single record per order, and state what 1NF requires. </w:t>
+        <w:t xml:space="preserve"> in First Normal Form (1NF), and state what 1NF requires. </w:t>
       </w:r>
       <w:r>
         <w:rPr>
@@ -587,7 +623,23 @@
           <w:b w:val="0"/>
           <w:i w:val="0"/>
         </w:rPr>
-        <w:t xml:space="preserve">(b) </w:t>
+        <w:t xml:space="preserve">(b) After splitting into order lines keyed on </w:t>
+      </w:r>
+      <w:r>
+        <w:rPr>
+          <w:rFonts w:ascii="Consolas" w:hAnsi="Consolas"/>
+          <w:b w:val="0"/>
+          <w:i w:val="0"/>
+          <w:sz w:val="19"/>
+        </w:rPr>
+        <w:t>(OrderID, ProductID)</w:t>
+      </w:r>
+      <w:r>
+        <w:rPr>
+          <w:b w:val="0"/>
+          <w:i w:val="0"/>
+        </w:rPr>
+        <w:t xml:space="preserve">, the attribute </w:t>
       </w:r>
       <w:r>
         <w:rPr>
@@ -619,7 +671,7 @@
           <w:b w:val="0"/>
           <w:i w:val="0"/>
         </w:rPr>
-        <w:t xml:space="preserve">, which is not the whole key of the order-line. Name the type of dependency this is and state which normal form removes it. </w:t>
+        <w:t xml:space="preserve"> alone — only part of the key. Name this type of dependency and state which normal form removes it. </w:t>
       </w:r>
       <w:r>
         <w:rPr>
@@ -696,7 +748,21 @@
           <w:b w:val="0"/>
           <w:i w:val="0"/>
         </w:rPr>
-        <w:t xml:space="preserve"> Explain the </w:t>
+        <w:t xml:space="preserve"> The club's booking system processes payments as </w:t>
+      </w:r>
+      <w:r>
+        <w:rPr>
+          <w:b/>
+          <w:i w:val="0"/>
+        </w:rPr>
+        <w:t>transactions</w:t>
+      </w:r>
+      <w:r>
+        <w:rPr>
+          <w:b w:val="0"/>
+          <w:i w:val="0"/>
+        </w:rPr>
+        <w:t xml:space="preserve">. Explain the </w:t>
       </w:r>
       <w:r>
         <w:rPr>
@@ -710,7 +776,7 @@
           <w:b w:val="0"/>
           <w:i w:val="0"/>
         </w:rPr>
-        <w:t xml:space="preserve"> property of a database transaction. </w:t>
+        <w:t xml:space="preserve"> property of ACID and why it matters if the server loses power. </w:t>
       </w:r>
       <w:r>
         <w:rPr>
@@ -731,7 +797,7 @@
           <w:b w:val="0"/>
           <w:i/>
         </w:rPr>
-        <w:t>(AO1)</w:t>
+        <w:t>(AO1/AO2)</w:t>
       </w:r>
     </w:p>
     <w:tbl>

--- a/Course/1 Component 1 - Computer Systems/1.3 Exchanging Data/1.3.2 Databases/4 Homework (editable).docx
+++ b/Course/1 Component 1 - Computer Systems/1.3 Exchanging Data/1.3.2 Databases/4 Homework (editable).docx
@@ -124,28 +124,28 @@
           <w:b w:val="0"/>
           <w:i w:val="0"/>
         </w:rPr>
-        <w:t xml:space="preserve"> Identify the </w:t>
+        <w:t xml:space="preserve"> Write the letter of the correct purpose in the </w:t>
       </w:r>
       <w:r>
         <w:rPr>
           <w:b/>
           <w:i w:val="0"/>
         </w:rPr>
-        <w:t>foreign key</w:t>
+        <w:t>Match</w:t>
       </w:r>
       <w:r>
         <w:rPr>
           <w:b w:val="0"/>
           <w:i w:val="0"/>
         </w:rPr>
-        <w:t xml:space="preserve"> in this design and state which table and attribute it links to. </w:t>
+        <w:t xml:space="preserve"> column next to each SQL keyword. Each letter is used exactly once. </w:t>
       </w:r>
       <w:r>
         <w:rPr>
           <w:b/>
           <w:i w:val="0"/>
         </w:rPr>
-        <w:t>[2]</w:t>
+        <w:t>[3]</w:t>
       </w:r>
       <w:r>
         <w:rPr>
@@ -159,7 +159,7 @@
           <w:b w:val="0"/>
           <w:i/>
         </w:rPr>
-        <w:t>(AO2)</w:t>
+        <w:t>(AO1)</w:t>
       </w:r>
     </w:p>
     <w:tbl>
@@ -169,39 +169,425 @@
         <w:tblLook w:firstColumn="1" w:firstRow="1" w:lastColumn="0" w:lastRow="0" w:noHBand="0" w:noVBand="1" w:val="04A0"/>
       </w:tblPr>
       <w:tblGrid>
-        <w:gridCol w:w="8640"/>
+        <w:gridCol w:w="2160"/>
+        <w:gridCol w:w="2160"/>
+        <w:gridCol w:w="2160"/>
+        <w:gridCol w:w="2160"/>
       </w:tblGrid>
       <w:tr>
-        <w:trPr>
-          <w:trHeight w:val="1020" w:hRule="atLeast"/>
-        </w:trPr>
         <w:tc>
           <w:tcPr>
-            <w:tcW w:type="dxa" w:w="8640"/>
+            <w:tcW w:type="dxa" w:w="2160"/>
+            <w:shd w:fill="D9E2F3"/>
           </w:tcPr>
           <w:p>
-            <w:pPr>
-              <w:spacing w:before="40"/>
-            </w:pPr>
+            <w:r>
+              <w:rPr>
+                <w:b/>
+              </w:rPr>
+            </w:r>
+            <w:r>
+              <w:rPr>
+                <w:b/>
+                <w:i w:val="0"/>
+              </w:rPr>
+              <w:t>SQL keyword</w:t>
+            </w:r>
+          </w:p>
+        </w:tc>
+        <w:tc>
+          <w:tcPr>
+            <w:tcW w:type="dxa" w:w="2160"/>
+            <w:shd w:fill="D9E2F3"/>
+          </w:tcPr>
+          <w:p>
+            <w:r>
+              <w:rPr>
+                <w:b/>
+              </w:rPr>
+            </w:r>
+            <w:r>
+              <w:rPr>
+                <w:b/>
+                <w:i w:val="0"/>
+              </w:rPr>
+              <w:t>Match</w:t>
+            </w:r>
+          </w:p>
+        </w:tc>
+        <w:tc>
+          <w:tcPr>
+            <w:tcW w:type="dxa" w:w="2160"/>
+            <w:shd w:fill="D9E2F3"/>
+          </w:tcPr>
+          <w:p>
+            <w:r>
+              <w:rPr>
+                <w:b/>
+              </w:rPr>
+            </w:r>
+            <w:r>
+              <w:rPr>
+                <w:b/>
+                <w:i w:val="0"/>
+              </w:rPr>
+              <w:t>Letter</w:t>
+            </w:r>
+          </w:p>
+        </w:tc>
+        <w:tc>
+          <w:tcPr>
+            <w:tcW w:type="dxa" w:w="2160"/>
+            <w:shd w:fill="D9E2F3"/>
+          </w:tcPr>
+          <w:p>
+            <w:r>
+              <w:rPr>
+                <w:b/>
+              </w:rPr>
+            </w:r>
+            <w:r>
+              <w:rPr>
+                <w:b/>
+                <w:i w:val="0"/>
+              </w:rPr>
+              <w:t>Purpose</w:t>
+            </w:r>
+          </w:p>
+        </w:tc>
+      </w:tr>
+      <w:tr>
+        <w:tc>
+          <w:tcPr>
+            <w:tcW w:type="dxa" w:w="2160"/>
+          </w:tcPr>
+          <w:p>
+            <w:r/>
+            <w:r>
+              <w:rPr>
+                <w:b w:val="0"/>
+                <w:i w:val="0"/>
+              </w:rPr>
+              <w:t>SELECT</w:t>
+            </w:r>
+          </w:p>
+        </w:tc>
+        <w:tc>
+          <w:tcPr>
+            <w:tcW w:type="dxa" w:w="2160"/>
+          </w:tcPr>
+          <w:p>
+            <w:r/>
+          </w:p>
+        </w:tc>
+        <w:tc>
+          <w:tcPr>
+            <w:tcW w:type="dxa" w:w="2160"/>
+          </w:tcPr>
+          <w:p>
+            <w:r/>
+            <w:r>
+              <w:rPr>
+                <w:b w:val="0"/>
+                <w:i w:val="0"/>
+              </w:rPr>
+              <w:t>A</w:t>
+            </w:r>
+          </w:p>
+        </w:tc>
+        <w:tc>
+          <w:tcPr>
+            <w:tcW w:type="dxa" w:w="2160"/>
+          </w:tcPr>
+          <w:p>
+            <w:r/>
+            <w:r>
+              <w:rPr>
+                <w:b w:val="0"/>
+                <w:i w:val="0"/>
+              </w:rPr>
+              <w:t>Adds a new record to a table</w:t>
+            </w:r>
+          </w:p>
+        </w:tc>
+      </w:tr>
+      <w:tr>
+        <w:tc>
+          <w:tcPr>
+            <w:tcW w:type="dxa" w:w="2160"/>
+          </w:tcPr>
+          <w:p>
+            <w:r/>
+            <w:r>
+              <w:rPr>
+                <w:b w:val="0"/>
+                <w:i w:val="0"/>
+              </w:rPr>
+              <w:t>FROM</w:t>
+            </w:r>
+          </w:p>
+        </w:tc>
+        <w:tc>
+          <w:tcPr>
+            <w:tcW w:type="dxa" w:w="2160"/>
+          </w:tcPr>
+          <w:p>
+            <w:r/>
+          </w:p>
+        </w:tc>
+        <w:tc>
+          <w:tcPr>
+            <w:tcW w:type="dxa" w:w="2160"/>
+          </w:tcPr>
+          <w:p>
+            <w:r/>
+            <w:r>
+              <w:rPr>
+                <w:b w:val="0"/>
+                <w:i w:val="0"/>
+              </w:rPr>
+              <w:t>B</w:t>
+            </w:r>
+          </w:p>
+        </w:tc>
+        <w:tc>
+          <w:tcPr>
+            <w:tcW w:type="dxa" w:w="2160"/>
+          </w:tcPr>
+          <w:p>
+            <w:r/>
+            <w:r>
+              <w:rPr>
+                <w:b w:val="0"/>
+                <w:i w:val="0"/>
+              </w:rPr>
+              <w:t>Filters the rows so only those meeting a condition are returned</w:t>
+            </w:r>
+          </w:p>
+        </w:tc>
+      </w:tr>
+      <w:tr>
+        <w:tc>
+          <w:tcPr>
+            <w:tcW w:type="dxa" w:w="2160"/>
+          </w:tcPr>
+          <w:p>
+            <w:r/>
+            <w:r>
+              <w:rPr>
+                <w:b w:val="0"/>
+                <w:i w:val="0"/>
+              </w:rPr>
+              <w:t>WHERE</w:t>
+            </w:r>
+          </w:p>
+        </w:tc>
+        <w:tc>
+          <w:tcPr>
+            <w:tcW w:type="dxa" w:w="2160"/>
+          </w:tcPr>
+          <w:p>
+            <w:r/>
+          </w:p>
+        </w:tc>
+        <w:tc>
+          <w:tcPr>
+            <w:tcW w:type="dxa" w:w="2160"/>
+          </w:tcPr>
+          <w:p>
+            <w:r/>
+            <w:r>
+              <w:rPr>
+                <w:b w:val="0"/>
+                <w:i w:val="0"/>
+              </w:rPr>
+              <w:t>C</w:t>
+            </w:r>
+          </w:p>
+        </w:tc>
+        <w:tc>
+          <w:tcPr>
+            <w:tcW w:type="dxa" w:w="2160"/>
+          </w:tcPr>
+          <w:p>
+            <w:r/>
+            <w:r>
+              <w:rPr>
+                <w:b w:val="0"/>
+                <w:i w:val="0"/>
+              </w:rPr>
+              <w:t>Combines rows from two tables using a linking condition between them</w:t>
+            </w:r>
+          </w:p>
+        </w:tc>
+      </w:tr>
+      <w:tr>
+        <w:tc>
+          <w:tcPr>
+            <w:tcW w:type="dxa" w:w="2160"/>
+          </w:tcPr>
+          <w:p>
+            <w:r/>
+            <w:r>
+              <w:rPr>
+                <w:b w:val="0"/>
+                <w:i w:val="0"/>
+              </w:rPr>
+              <w:t>ORDER BY</w:t>
+            </w:r>
+          </w:p>
+        </w:tc>
+        <w:tc>
+          <w:tcPr>
+            <w:tcW w:type="dxa" w:w="2160"/>
+          </w:tcPr>
+          <w:p>
+            <w:r/>
+          </w:p>
+        </w:tc>
+        <w:tc>
+          <w:tcPr>
+            <w:tcW w:type="dxa" w:w="2160"/>
+          </w:tcPr>
+          <w:p>
+            <w:r/>
+            <w:r>
+              <w:rPr>
+                <w:b w:val="0"/>
+                <w:i w:val="0"/>
+              </w:rPr>
+              <w:t>D</w:t>
+            </w:r>
+          </w:p>
+        </w:tc>
+        <w:tc>
+          <w:tcPr>
+            <w:tcW w:type="dxa" w:w="2160"/>
+          </w:tcPr>
+          <w:p>
+            <w:r/>
+            <w:r>
+              <w:rPr>
+                <w:b w:val="0"/>
+                <w:i w:val="0"/>
+              </w:rPr>
+              <w:t>States which fields (attributes) the query returns</w:t>
+            </w:r>
+          </w:p>
+        </w:tc>
+      </w:tr>
+      <w:tr>
+        <w:tc>
+          <w:tcPr>
+            <w:tcW w:type="dxa" w:w="2160"/>
+          </w:tcPr>
+          <w:p>
+            <w:r/>
+            <w:r>
+              <w:rPr>
+                <w:b w:val="0"/>
+                <w:i w:val="0"/>
+              </w:rPr>
+              <w:t>JOIN … ON</w:t>
+            </w:r>
+          </w:p>
+        </w:tc>
+        <w:tc>
+          <w:tcPr>
+            <w:tcW w:type="dxa" w:w="2160"/>
+          </w:tcPr>
+          <w:p>
+            <w:r/>
+          </w:p>
+        </w:tc>
+        <w:tc>
+          <w:tcPr>
+            <w:tcW w:type="dxa" w:w="2160"/>
+          </w:tcPr>
+          <w:p>
+            <w:r/>
+            <w:r>
+              <w:rPr>
+                <w:b w:val="0"/>
+                <w:i w:val="0"/>
+              </w:rPr>
+              <w:t>E</w:t>
+            </w:r>
+          </w:p>
+        </w:tc>
+        <w:tc>
+          <w:tcPr>
+            <w:tcW w:type="dxa" w:w="2160"/>
+          </w:tcPr>
+          <w:p>
+            <w:r/>
+            <w:r>
+              <w:rPr>
+                <w:b w:val="0"/>
+                <w:i w:val="0"/>
+              </w:rPr>
+              <w:t>Sorts the results by a named field</w:t>
+            </w:r>
+          </w:p>
+        </w:tc>
+      </w:tr>
+      <w:tr>
+        <w:tc>
+          <w:tcPr>
+            <w:tcW w:type="dxa" w:w="2160"/>
+          </w:tcPr>
+          <w:p>
+            <w:r/>
+            <w:r>
+              <w:rPr>
+                <w:b w:val="0"/>
+                <w:i w:val="0"/>
+              </w:rPr>
+              <w:t>INSERT INTO</w:t>
+            </w:r>
+          </w:p>
+        </w:tc>
+        <w:tc>
+          <w:tcPr>
+            <w:tcW w:type="dxa" w:w="2160"/>
+          </w:tcPr>
+          <w:p>
+            <w:r/>
+          </w:p>
+        </w:tc>
+        <w:tc>
+          <w:tcPr>
+            <w:tcW w:type="dxa" w:w="2160"/>
+          </w:tcPr>
+          <w:p>
+            <w:r/>
+            <w:r>
+              <w:rPr>
+                <w:b w:val="0"/>
+                <w:i w:val="0"/>
+              </w:rPr>
+              <w:t>F</w:t>
+            </w:r>
+          </w:p>
+        </w:tc>
+        <w:tc>
+          <w:tcPr>
+            <w:tcW w:type="dxa" w:w="2160"/>
+          </w:tcPr>
+          <w:p>
+            <w:r/>
+            <w:r>
+              <w:rPr>
+                <w:b w:val="0"/>
+                <w:i w:val="0"/>
+              </w:rPr>
+              <w:t>Specifies the table the data is read from</w:t>
+            </w:r>
           </w:p>
         </w:tc>
       </w:tr>
     </w:tbl>
     <w:p/>
-    <w:p>
-      <w:pPr>
-        <w:pBdr>
-          <w:bottom w:val="single" w:sz="6" w:space="1" w:color="AAAAAA"/>
-        </w:pBdr>
-      </w:pPr>
-    </w:p>
-    <w:p>
-      <w:pPr>
-        <w:pBdr>
-          <w:bottom w:val="single" w:sz="6" w:space="1" w:color="AAAAAA"/>
-        </w:pBdr>
-      </w:pPr>
-    </w:p>
     <w:p>
       <w:r>
         <w:rPr>
@@ -215,7 +601,7 @@
           <w:b w:val="0"/>
           <w:i w:val="0"/>
         </w:rPr>
-        <w:t xml:space="preserve"> Write an SQL query that returns the </w:t>
+        <w:t xml:space="preserve"> The query below should return the </w:t>
       </w:r>
       <w:r>
         <w:rPr>
@@ -309,14 +695,14 @@
           <w:b w:val="0"/>
           <w:i w:val="0"/>
         </w:rPr>
-        <w:t xml:space="preserve"> order. </w:t>
+        <w:t xml:space="preserve"> order. Fill in the blanks (a)–(d). </w:t>
       </w:r>
       <w:r>
         <w:rPr>
           <w:b/>
           <w:i w:val="0"/>
         </w:rPr>
-        <w:t>[3]</w:t>
+        <w:t>[2]</w:t>
       </w:r>
       <w:r>
         <w:rPr>
@@ -333,32 +719,6 @@
         <w:t>(AO2)</w:t>
       </w:r>
     </w:p>
-    <w:tbl>
-      <w:tblPr>
-        <w:tblStyle w:val="TableGrid"/>
-        <w:tblW w:type="auto" w:w="0"/>
-        <w:tblLook w:firstColumn="1" w:firstRow="1" w:lastColumn="0" w:lastRow="0" w:noHBand="0" w:noVBand="1" w:val="04A0"/>
-      </w:tblPr>
-      <w:tblGrid>
-        <w:gridCol w:w="8640"/>
-      </w:tblGrid>
-      <w:tr>
-        <w:trPr>
-          <w:trHeight w:val="1360" w:hRule="atLeast"/>
-        </w:trPr>
-        <w:tc>
-          <w:tcPr>
-            <w:tcW w:type="dxa" w:w="8640"/>
-          </w:tcPr>
-          <w:p>
-            <w:pPr>
-              <w:spacing w:before="40"/>
-            </w:pPr>
-          </w:p>
-        </w:tc>
-      </w:tr>
-    </w:tbl>
-    <w:p/>
     <w:p>
       <w:pPr>
         <w:shd w:fill="F2F2F2"/>
@@ -368,6 +728,13 @@
           <w:rFonts w:ascii="Consolas" w:hAnsi="Consolas"/>
           <w:sz w:val="18"/>
         </w:rPr>
+        <w:t>SELECT FirstName, (a)</w:t>
+        <w:br/>
+        <w:t>FROM (b)</w:t>
+        <w:br/>
+        <w:t>WHERE (c) = 'Junior'</w:t>
+        <w:br/>
+        <w:t>ORDER BY Surname (d);</w:t>
       </w:r>
     </w:p>
     <w:p>
@@ -383,21 +750,7 @@
           <w:b w:val="0"/>
           <w:i w:val="0"/>
         </w:rPr>
-        <w:t xml:space="preserve"> Write an SQL statement that uses a </w:t>
-      </w:r>
-      <w:r>
-        <w:rPr>
-          <w:b/>
-          <w:i w:val="0"/>
-        </w:rPr>
-        <w:t>JOIN</w:t>
-      </w:r>
-      <w:r>
-        <w:rPr>
-          <w:b w:val="0"/>
-          <w:i w:val="0"/>
-        </w:rPr>
-        <w:t xml:space="preserve"> to list each member's </w:t>
+        <w:t xml:space="preserve"> The query below is meant to list each member's </w:t>
       </w:r>
       <w:r>
         <w:rPr>
@@ -445,7 +798,21 @@
           <w:b w:val="0"/>
           <w:i w:val="0"/>
         </w:rPr>
-        <w:t xml:space="preserve"> of every booking they have made. </w:t>
+        <w:t xml:space="preserve"> of every booking they have made. It contains </w:t>
+      </w:r>
+      <w:r>
+        <w:rPr>
+          <w:b/>
+          <w:i w:val="0"/>
+        </w:rPr>
+        <w:t>three</w:t>
+      </w:r>
+      <w:r>
+        <w:rPr>
+          <w:b w:val="0"/>
+          <w:i w:val="0"/>
+        </w:rPr>
+        <w:t xml:space="preserve"> errors. Identify each error and write the correction. </w:t>
       </w:r>
       <w:r>
         <w:rPr>
@@ -467,6 +834,22 @@
           <w:i/>
         </w:rPr>
         <w:t>(AO2)</w:t>
+      </w:r>
+    </w:p>
+    <w:p>
+      <w:pPr>
+        <w:shd w:fill="F2F2F2"/>
+      </w:pPr>
+      <w:r>
+        <w:rPr>
+          <w:rFonts w:ascii="Consolas" w:hAnsi="Consolas"/>
+          <w:sz w:val="18"/>
+        </w:rPr>
+        <w:t>SELCT Member.Surname, Booking.CourtNumber, Booking.BookingDate</w:t>
+        <w:br/>
+        <w:t>FROM Member</w:t>
+        <w:br/>
+        <w:t>JOIN Booking WHERE Member.MemberID = Booking.BookingID;</w:t>
       </w:r>
     </w:p>
     <w:tbl>
@@ -495,17 +878,6 @@
       </w:tr>
     </w:tbl>
     <w:p/>
-    <w:p>
-      <w:pPr>
-        <w:shd w:fill="F2F2F2"/>
-      </w:pPr>
-      <w:r>
-        <w:rPr>
-          <w:rFonts w:ascii="Consolas" w:hAnsi="Consolas"/>
-          <w:sz w:val="18"/>
-        </w:rPr>
-      </w:r>
-    </w:p>
     <w:p>
       <w:r>
         <w:rPr>
@@ -603,20 +975,6 @@
       </w:tr>
     </w:tbl>
     <w:p/>
-    <w:p>
-      <w:pPr>
-        <w:pBdr>
-          <w:bottom w:val="single" w:sz="6" w:space="1" w:color="AAAAAA"/>
-        </w:pBdr>
-      </w:pPr>
-    </w:p>
-    <w:p>
-      <w:pPr>
-        <w:pBdr>
-          <w:bottom w:val="single" w:sz="6" w:space="1" w:color="AAAAAA"/>
-        </w:pBdr>
-      </w:pPr>
-    </w:p>
     <w:p>
       <w:r>
         <w:rPr>
@@ -722,20 +1080,6 @@
     </w:tbl>
     <w:p/>
     <w:p>
-      <w:pPr>
-        <w:pBdr>
-          <w:bottom w:val="single" w:sz="6" w:space="1" w:color="AAAAAA"/>
-        </w:pBdr>
-      </w:pPr>
-    </w:p>
-    <w:p>
-      <w:pPr>
-        <w:pBdr>
-          <w:bottom w:val="single" w:sz="6" w:space="1" w:color="AAAAAA"/>
-        </w:pBdr>
-      </w:pPr>
-    </w:p>
-    <w:p>
       <w:r>
         <w:rPr>
           <w:b/>
@@ -826,20 +1170,6 @@
       </w:tr>
     </w:tbl>
     <w:p/>
-    <w:p>
-      <w:pPr>
-        <w:pBdr>
-          <w:bottom w:val="single" w:sz="6" w:space="1" w:color="AAAAAA"/>
-        </w:pBdr>
-      </w:pPr>
-    </w:p>
-    <w:p>
-      <w:pPr>
-        <w:pBdr>
-          <w:bottom w:val="single" w:sz="6" w:space="1" w:color="AAAAAA"/>
-        </w:pBdr>
-      </w:pPr>
-    </w:p>
     <w:p>
       <w:pPr>
         <w:pStyle w:val="Heading2"/>
@@ -972,20 +1302,6 @@
     </w:tbl>
     <w:p/>
     <w:p>
-      <w:pPr>
-        <w:pBdr>
-          <w:bottom w:val="single" w:sz="6" w:space="1" w:color="AAAAAA"/>
-        </w:pBdr>
-      </w:pPr>
-    </w:p>
-    <w:p>
-      <w:pPr>
-        <w:pBdr>
-          <w:bottom w:val="single" w:sz="6" w:space="1" w:color="AAAAAA"/>
-        </w:pBdr>
-      </w:pPr>
-    </w:p>
-    <w:p>
       <w:r>
         <w:rPr>
           <w:b/>
@@ -1091,20 +1407,6 @@
     </w:tbl>
     <w:p/>
     <w:p>
-      <w:pPr>
-        <w:pBdr>
-          <w:bottom w:val="single" w:sz="6" w:space="1" w:color="AAAAAA"/>
-        </w:pBdr>
-      </w:pPr>
-    </w:p>
-    <w:p>
-      <w:pPr>
-        <w:pBdr>
-          <w:bottom w:val="single" w:sz="6" w:space="1" w:color="AAAAAA"/>
-        </w:pBdr>
-      </w:pPr>
-    </w:p>
-    <w:p>
       <w:r>
         <w:rPr>
           <w:b/>
@@ -1195,20 +1497,6 @@
       </w:tr>
     </w:tbl>
     <w:p/>
-    <w:p>
-      <w:pPr>
-        <w:pBdr>
-          <w:bottom w:val="single" w:sz="6" w:space="1" w:color="AAAAAA"/>
-        </w:pBdr>
-      </w:pPr>
-    </w:p>
-    <w:p>
-      <w:pPr>
-        <w:pBdr>
-          <w:bottom w:val="single" w:sz="6" w:space="1" w:color="AAAAAA"/>
-        </w:pBdr>
-      </w:pPr>
-    </w:p>
     <w:p>
       <w:pPr>
         <w:pBdr>
